--- a/3_Планування інноваційної діяльності/2_Модуль 2_Практичне заняття 2_уточнити формат.docx
+++ b/3_Планування інноваційної діяльності/2_Модуль 2_Практичне заняття 2_уточнити формат.docx
@@ -30,6 +30,82 @@
       </w:r>
     </w:p>
     <w:p/>
+    <w:p/>
+    <w:p>
+      <w:r>
+        <w:rPr>
+          <w:b/>
+          <w:sz w:val="26"/>
+        </w:rPr>
+        <w:t>Хід практичного заняття</w:t>
+      </w:r>
+    </w:p>
+    <w:p>
+      <w:r>
+        <w:t>Тема заняття стосується двох тісно пов’язаних чинників, які викривлюють оцінку інвестиційно-інноваційних проєктів, — фактора часу та інфляції. Спираючись на лекцію модуля 2, розбираюся, чому однакова за номіналом сума грошей у різні моменти часу має різну реальну цінність і як це враховувати в розрахунках.</w:t>
+      </w:r>
+    </w:p>
+    <w:p>
+      <w:r>
+        <w:rPr>
+          <w:b/>
+          <w:sz w:val="26"/>
+        </w:rPr>
+        <w:t>Фактор часу і дисконтування</w:t>
+      </w:r>
+    </w:p>
+    <w:p>
+      <w:r>
+        <w:t>Основа концепції — вартість грошей у часі. Гроші, вкладені сьогодні, мають приносити дохід, тому сума, отримана через кілька років, для інвестора «дешевша» за ту саму суму сьогодні. Інструментом урахування фактора часу є дисконтування — приведення майбутніх грошових потоків до теперішнього моменту через коефіцієнт (фактор) дисконтування, величина якого завжди менша за одиницю. Наприклад, за ставки 20% дисконтний множник у перший рік становить 0,833, у другий ще менший — і чим далі у майбутнє відсунутий дохід, тим сильніше він «знецінюється» при приведенні до сьогодення. Саме тому довгі за строком окупності проєкти ризикованіші: їхні майбутні доходи в теперішній оцінці важать менше.</w:t>
+      </w:r>
+    </w:p>
+    <w:p>
+      <w:r>
+        <w:rPr>
+          <w:b/>
+          <w:sz w:val="26"/>
+        </w:rPr>
+        <w:t>Вплив інфляції: номінальні та реальні величини</w:t>
+      </w:r>
+    </w:p>
+    <w:p>
+      <w:r>
+        <w:t>Інфляція — це знецінення грошей, що проявляється у зростанні цін і зниженні купівельної спроможності. У розрахунках лекція розрізняє два поняття: номінальна сума — оцінка без урахування зміни купівельної вартості грошей, і реальна сума — оцінка з урахуванням інфляції. Для аналізу застосовують темп інфляції (приріст середнього рівня цін за період, у вигляді десяткового дробу) та індекс інфляції (Іі = 1 + темп інфляції). Реальну майбутню вартість грошей отримують, поділивши номінальну на прогнозований індекс інфляції: Sр = S / Іі.</w:t>
+      </w:r>
+    </w:p>
+    <w:p>
+      <w:r>
+        <w:t>Так само лекція розмежовує номінальну і реальну відсоткові ставки: номінальна — це ставка, «не очищена» від інфляції, а реальна — «очищена». Якщо в нарощенні суми інфляційну складову не врахували, реальний результат виявиться значно скромнішим за номінальний приріст: сума, яку отримує вкладник в умовах інфляції, не дозволяє придбати пропорційно більше благ.</w:t>
+      </w:r>
+    </w:p>
+    <w:p>
+      <w:r>
+        <w:rPr>
+          <w:b/>
+          <w:sz w:val="26"/>
+        </w:rPr>
+        <w:t>Ілюстративний розрахунок темпу інфляції (за лекцією)</w:t>
+      </w:r>
+    </w:p>
+    <w:p>
+      <w:r>
+        <w:t>Лекція показує, як визначити річний темп інфляції за квартальними даними. Нехай темпи інфляції по кварталах становлять 40%, 30%, 20% і 50%. Послідовність дій така: переходимо до коефіцієнтів росту цін (1,4; 1,3; 1,2; 1,5), перемножуємо їх і отримуємо річний коефіцієнт росту 1,4 · 1,3 · 1,2 · 1,5 ≈ 3,276. Звідси річний темп інфляції = 3,276 · 100 – 100 = 227,6%. Цей приклад добре демонструє ефект «складного» накопичення інфляції: квартальні прирости не додаються, а перемножуються, тож підсумкове знецінення грошей за рік виявляється набагато більшим, ніж проста сума квартальних темпів.</w:t>
+      </w:r>
+    </w:p>
+    <w:p>
+      <w:r>
+        <w:rPr>
+          <w:b/>
+          <w:sz w:val="26"/>
+        </w:rPr>
+        <w:t>Висновки</w:t>
+      </w:r>
+    </w:p>
+    <w:p>
+      <w:r>
+        <w:t>Заняття показало, що ігнорування фактора часу та інфляції робить будь-яку оцінку інвестицій недостовірною. Фактор часу враховується дисконтуванням майбутніх потоків, а інфляція — розмежуванням номінальних і реальних величин та використанням індексу інфляції. На практиці ці два чинники діють разом: щоб коректно оцінити реальну дохідність інноваційного проєкту, у ставку дисконту треба закладати й необхідну норму прибутку, і очікуваний темп інфляції. Особливо це актуально для української економіки, де інфляційні очікування високі, тож недооцінка інфляції здатна перетворити номінально прибутковий проєкт на реально збитковий.</w:t>
+      </w:r>
+    </w:p>
     <w:sectPr>
       <w:pgSz w:w="11906" w:h="16838"/>
       <w:pgMar w:top="1440" w:right="1440" w:bottom="1440" w:left="1440" w:header="708" w:footer="708" w:gutter="0"/>
